--- a/docs/TeamPulse_系统图册.docx
+++ b/docs/TeamPulse_系统图册.docx
@@ -10,27 +10,31 @@
     <w:p/>
     <w:p>
       <w:pPr>
+        <w:spacing w:line="360" w:lineRule="auto"/>
+        <w:ind w:firstLine="0"/>
         <w:jc w:val="center"/>
       </w:pPr>
       <w:r>
         <w:rPr>
-          <w:rFonts w:ascii="微软雅黑" w:hAnsi="微软雅黑" w:eastAsia="微软雅黑"/>
+          <w:rFonts w:ascii="Times New Roman" w:hAnsi="Times New Roman" w:eastAsia="黑体"/>
           <w:b/>
           <w:color w:val="1F3864"/>
-          <w:sz w:val="60"/>
+          <w:sz w:val="44"/>
         </w:rPr>
         <w:t>TeamPulse 系统图册</w:t>
       </w:r>
     </w:p>
     <w:p>
       <w:pPr>
+        <w:spacing w:line="360" w:lineRule="auto"/>
+        <w:ind w:firstLine="0"/>
         <w:jc w:val="center"/>
       </w:pPr>
       <w:r>
         <w:rPr>
-          <w:rFonts w:ascii="微软雅黑" w:hAnsi="微软雅黑" w:eastAsia="微软雅黑"/>
+          <w:rFonts w:ascii="Times New Roman" w:hAnsi="Times New Roman" w:eastAsia="黑体"/>
           <w:color w:val="595959"/>
-          <w:sz w:val="26"/>
+          <w:sz w:val="28"/>
         </w:rPr>
         <w:t>视觉化设计：架构 / 部署 / 流程 / 用例 / 时序 / 状态 / 类 / 组件 / 数据模型</w:t>
       </w:r>
@@ -38,52 +42,60 @@
     <w:p/>
     <w:p>
       <w:pPr>
+        <w:spacing w:line="360" w:lineRule="auto"/>
+        <w:ind w:firstLine="0"/>
         <w:jc w:val="center"/>
       </w:pPr>
       <w:r>
         <w:rPr>
-          <w:rFonts w:ascii="微软雅黑" w:hAnsi="微软雅黑" w:eastAsia="微软雅黑"/>
+          <w:rFonts w:ascii="Times New Roman" w:hAnsi="Times New Roman" w:eastAsia="黑体"/>
           <w:color w:val="404040"/>
-          <w:sz w:val="21"/>
+          <w:sz w:val="28"/>
         </w:rPr>
         <w:t>共 9 张图，覆盖需求到部署的关键视角</w:t>
       </w:r>
     </w:p>
     <w:p>
       <w:pPr>
+        <w:spacing w:line="360" w:lineRule="auto"/>
+        <w:ind w:firstLine="0"/>
         <w:jc w:val="center"/>
       </w:pPr>
       <w:r>
         <w:rPr>
-          <w:rFonts w:ascii="微软雅黑" w:hAnsi="微软雅黑" w:eastAsia="微软雅黑"/>
+          <w:rFonts w:ascii="Times New Roman" w:hAnsi="Times New Roman" w:eastAsia="黑体"/>
           <w:color w:val="404040"/>
-          <w:sz w:val="21"/>
+          <w:sz w:val="28"/>
         </w:rPr>
         <w:t>图由脚本直接绘制（Pillow，2x 超采样），附录保留可重绘的 Mermaid/PlantUML 源码</w:t>
       </w:r>
     </w:p>
     <w:p>
       <w:pPr>
+        <w:spacing w:line="360" w:lineRule="auto"/>
+        <w:ind w:firstLine="0"/>
         <w:jc w:val="center"/>
       </w:pPr>
       <w:r>
         <w:rPr>
-          <w:rFonts w:ascii="微软雅黑" w:hAnsi="微软雅黑" w:eastAsia="微软雅黑"/>
+          <w:rFonts w:ascii="Times New Roman" w:hAnsi="Times New Roman" w:eastAsia="黑体"/>
           <w:color w:val="404040"/>
-          <w:sz w:val="21"/>
+          <w:sz w:val="28"/>
         </w:rPr>
         <w:t>配套文字说明见：总体设计说明书、详细设计说明书、数据库设计说明书</w:t>
       </w:r>
     </w:p>
     <w:p>
       <w:pPr>
+        <w:spacing w:line="360" w:lineRule="auto"/>
+        <w:ind w:firstLine="0"/>
         <w:jc w:val="center"/>
       </w:pPr>
       <w:r>
         <w:rPr>
-          <w:rFonts w:ascii="微软雅黑" w:hAnsi="微软雅黑" w:eastAsia="微软雅黑"/>
+          <w:rFonts w:ascii="Times New Roman" w:hAnsi="Times New Roman" w:eastAsia="黑体"/>
           <w:color w:val="404040"/>
-          <w:sz w:val="21"/>
+          <w:sz w:val="28"/>
         </w:rPr>
         <w:t>文档版本 v1.0</w:t>
       </w:r>
@@ -96,18 +108,25 @@
     <w:p>
       <w:pPr>
         <w:pStyle w:val="Heading1"/>
+        <w:ind w:firstLine="0"/>
       </w:pPr>
       <w:r>
+        <w:rPr>
+          <w:rFonts w:ascii="Times New Roman" w:hAnsi="Times New Roman" w:eastAsia="黑体"/>
+          <w:b/>
+          <w:sz w:val="32"/>
+        </w:rPr>
         <w:t>1　图册说明</w:t>
       </w:r>
     </w:p>
     <w:p>
       <w:pPr>
-        <w:spacing w:after="120"/>
+        <w:spacing w:after="120" w:line="360" w:lineRule="auto"/>
+        <w:ind w:firstLine="420"/>
       </w:pPr>
       <w:r>
         <w:rPr>
-          <w:rFonts w:ascii="微软雅黑" w:hAnsi="微软雅黑" w:eastAsia="微软雅黑"/>
+          <w:rFonts w:ascii="Times New Roman" w:hAnsi="Times New Roman" w:eastAsia="宋体"/>
           <w:b w:val="0"/>
           <w:sz w:val="21"/>
         </w:rPr>
@@ -129,21 +148,31 @@
         <w:gridCol w:w="3805"/>
       </w:tblGrid>
       <w:tr>
+        <w:trPr>
+          <w:tblHeader/>
+        </w:trPr>
         <w:tc>
           <w:tcPr>
             <w:tcW w:type="dxa" w:w="878"/>
-            <w:shd w:val="clear" w:fill="DCE6F1"/>
+            <w:shd w:val="clear" w:fill="E8EEF6" w:color="auto"/>
           </w:tcPr>
           <w:p>
             <w:pPr>
-              <w:spacing w:after="0"/>
+              <w:spacing w:after="0" w:line="240" w:lineRule="auto"/>
+              <w:ind w:firstLine="0"/>
+              <w:jc w:val="center"/>
             </w:pPr>
-            <w:r/>
             <w:r>
               <w:rPr>
-                <w:rFonts w:ascii="微软雅黑" w:hAnsi="微软雅黑" w:eastAsia="微软雅黑"/>
+                <w:rFonts w:ascii="Times New Roman" w:hAnsi="Times New Roman" w:eastAsia="宋体"/>
+                <w:sz w:val="18"/>
+              </w:rPr>
+            </w:r>
+            <w:r>
+              <w:rPr>
+                <w:rFonts w:ascii="Times New Roman" w:hAnsi="Times New Roman" w:eastAsia="宋体"/>
                 <w:b/>
-                <w:sz w:val="17"/>
+                <w:sz w:val="21"/>
               </w:rPr>
               <w:t>编号</w:t>
             </w:r>
@@ -152,18 +181,25 @@
         <w:tc>
           <w:tcPr>
             <w:tcW w:type="dxa" w:w="1756"/>
-            <w:shd w:val="clear" w:fill="DCE6F1"/>
+            <w:shd w:val="clear" w:fill="E8EEF6" w:color="auto"/>
           </w:tcPr>
           <w:p>
             <w:pPr>
-              <w:spacing w:after="0"/>
+              <w:spacing w:after="0" w:line="240" w:lineRule="auto"/>
+              <w:ind w:firstLine="0"/>
+              <w:jc w:val="center"/>
             </w:pPr>
-            <w:r/>
             <w:r>
               <w:rPr>
-                <w:rFonts w:ascii="微软雅黑" w:hAnsi="微软雅黑" w:eastAsia="微软雅黑"/>
+                <w:rFonts w:ascii="Times New Roman" w:hAnsi="Times New Roman" w:eastAsia="宋体"/>
+                <w:sz w:val="18"/>
+              </w:rPr>
+            </w:r>
+            <w:r>
+              <w:rPr>
+                <w:rFonts w:ascii="Times New Roman" w:hAnsi="Times New Roman" w:eastAsia="宋体"/>
                 <w:b/>
-                <w:sz w:val="17"/>
+                <w:sz w:val="21"/>
               </w:rPr>
               <w:t>图名</w:t>
             </w:r>
@@ -172,18 +208,25 @@
         <w:tc>
           <w:tcPr>
             <w:tcW w:type="dxa" w:w="2488"/>
-            <w:shd w:val="clear" w:fill="DCE6F1"/>
+            <w:shd w:val="clear" w:fill="E8EEF6" w:color="auto"/>
           </w:tcPr>
           <w:p>
             <w:pPr>
-              <w:spacing w:after="0"/>
+              <w:spacing w:after="0" w:line="240" w:lineRule="auto"/>
+              <w:ind w:firstLine="0"/>
+              <w:jc w:val="center"/>
             </w:pPr>
-            <w:r/>
             <w:r>
               <w:rPr>
-                <w:rFonts w:ascii="微软雅黑" w:hAnsi="微软雅黑" w:eastAsia="微软雅黑"/>
+                <w:rFonts w:ascii="Times New Roman" w:hAnsi="Times New Roman" w:eastAsia="宋体"/>
+                <w:sz w:val="18"/>
+              </w:rPr>
+            </w:r>
+            <w:r>
+              <w:rPr>
+                <w:rFonts w:ascii="Times New Roman" w:hAnsi="Times New Roman" w:eastAsia="宋体"/>
                 <w:b/>
-                <w:sz w:val="17"/>
+                <w:sz w:val="21"/>
               </w:rPr>
               <w:t>对应设计文档</w:t>
             </w:r>
@@ -192,18 +235,25 @@
         <w:tc>
           <w:tcPr>
             <w:tcW w:type="dxa" w:w="3805"/>
-            <w:shd w:val="clear" w:fill="DCE6F1"/>
+            <w:shd w:val="clear" w:fill="E8EEF6" w:color="auto"/>
           </w:tcPr>
           <w:p>
             <w:pPr>
-              <w:spacing w:after="0"/>
+              <w:spacing w:after="0" w:line="240" w:lineRule="auto"/>
+              <w:ind w:firstLine="0"/>
+              <w:jc w:val="center"/>
             </w:pPr>
-            <w:r/>
             <w:r>
               <w:rPr>
-                <w:rFonts w:ascii="微软雅黑" w:hAnsi="微软雅黑" w:eastAsia="微软雅黑"/>
+                <w:rFonts w:ascii="Times New Roman" w:hAnsi="Times New Roman" w:eastAsia="宋体"/>
+                <w:sz w:val="18"/>
+              </w:rPr>
+            </w:r>
+            <w:r>
+              <w:rPr>
+                <w:rFonts w:ascii="Times New Roman" w:hAnsi="Times New Roman" w:eastAsia="宋体"/>
                 <w:b/>
-                <w:sz w:val="17"/>
+                <w:sz w:val="21"/>
               </w:rPr>
               <w:t>回答什么问题</w:t>
             </w:r>
@@ -217,13 +267,19 @@
           </w:tcPr>
           <w:p>
             <w:pPr>
-              <w:spacing w:after="0" w:line="252" w:lineRule="auto"/>
+              <w:spacing w:after="0" w:line="240" w:lineRule="auto"/>
+              <w:ind w:firstLine="0"/>
             </w:pPr>
-            <w:r/>
             <w:r>
               <w:rPr>
-                <w:rFonts w:ascii="微软雅黑" w:hAnsi="微软雅黑" w:eastAsia="微软雅黑"/>
-                <w:sz w:val="17"/>
+                <w:rFonts w:ascii="Times New Roman" w:hAnsi="Times New Roman" w:eastAsia="宋体"/>
+                <w:sz w:val="18"/>
+              </w:rPr>
+            </w:r>
+            <w:r>
+              <w:rPr>
+                <w:rFonts w:ascii="Times New Roman" w:hAnsi="Times New Roman" w:eastAsia="宋体"/>
+                <w:sz w:val="21"/>
               </w:rPr>
               <w:t>图 1</w:t>
             </w:r>
@@ -235,13 +291,19 @@
           </w:tcPr>
           <w:p>
             <w:pPr>
-              <w:spacing w:after="0" w:line="252" w:lineRule="auto"/>
+              <w:spacing w:after="0" w:line="240" w:lineRule="auto"/>
+              <w:ind w:firstLine="0"/>
             </w:pPr>
-            <w:r/>
             <w:r>
               <w:rPr>
-                <w:rFonts w:ascii="微软雅黑" w:hAnsi="微软雅黑" w:eastAsia="微软雅黑"/>
-                <w:sz w:val="17"/>
+                <w:rFonts w:ascii="Times New Roman" w:hAnsi="Times New Roman" w:eastAsia="宋体"/>
+                <w:sz w:val="18"/>
+              </w:rPr>
+            </w:r>
+            <w:r>
+              <w:rPr>
+                <w:rFonts w:ascii="Times New Roman" w:hAnsi="Times New Roman" w:eastAsia="宋体"/>
+                <w:sz w:val="21"/>
               </w:rPr>
               <w:t>系统架构图</w:t>
             </w:r>
@@ -253,13 +315,19 @@
           </w:tcPr>
           <w:p>
             <w:pPr>
-              <w:spacing w:after="0" w:line="252" w:lineRule="auto"/>
+              <w:spacing w:after="0" w:line="240" w:lineRule="auto"/>
+              <w:ind w:firstLine="0"/>
             </w:pPr>
-            <w:r/>
             <w:r>
               <w:rPr>
-                <w:rFonts w:ascii="微软雅黑" w:hAnsi="微软雅黑" w:eastAsia="微软雅黑"/>
-                <w:sz w:val="17"/>
+                <w:rFonts w:ascii="Times New Roman" w:hAnsi="Times New Roman" w:eastAsia="宋体"/>
+                <w:sz w:val="18"/>
+              </w:rPr>
+            </w:r>
+            <w:r>
+              <w:rPr>
+                <w:rFonts w:ascii="Times New Roman" w:hAnsi="Times New Roman" w:eastAsia="宋体"/>
+                <w:sz w:val="21"/>
               </w:rPr>
               <w:t>总体设计 §2</w:t>
             </w:r>
@@ -271,13 +339,19 @@
           </w:tcPr>
           <w:p>
             <w:pPr>
-              <w:spacing w:after="0" w:line="252" w:lineRule="auto"/>
+              <w:spacing w:after="0" w:line="240" w:lineRule="auto"/>
+              <w:ind w:firstLine="0"/>
             </w:pPr>
-            <w:r/>
             <w:r>
               <w:rPr>
-                <w:rFonts w:ascii="微软雅黑" w:hAnsi="微软雅黑" w:eastAsia="微软雅黑"/>
-                <w:sz w:val="17"/>
+                <w:rFonts w:ascii="Times New Roman" w:hAnsi="Times New Roman" w:eastAsia="宋体"/>
+                <w:sz w:val="18"/>
+              </w:rPr>
+            </w:r>
+            <w:r>
+              <w:rPr>
+                <w:rFonts w:ascii="Times New Roman" w:hAnsi="Times New Roman" w:eastAsia="宋体"/>
+                <w:sz w:val="21"/>
               </w:rPr>
               <w:t>系统由哪些层与组件构成</w:t>
             </w:r>
@@ -291,13 +365,19 @@
           </w:tcPr>
           <w:p>
             <w:pPr>
-              <w:spacing w:after="0" w:line="252" w:lineRule="auto"/>
+              <w:spacing w:after="0" w:line="240" w:lineRule="auto"/>
+              <w:ind w:firstLine="0"/>
             </w:pPr>
-            <w:r/>
             <w:r>
               <w:rPr>
-                <w:rFonts w:ascii="微软雅黑" w:hAnsi="微软雅黑" w:eastAsia="微软雅黑"/>
-                <w:sz w:val="17"/>
+                <w:rFonts w:ascii="Times New Roman" w:hAnsi="Times New Roman" w:eastAsia="宋体"/>
+                <w:sz w:val="18"/>
+              </w:rPr>
+            </w:r>
+            <w:r>
+              <w:rPr>
+                <w:rFonts w:ascii="Times New Roman" w:hAnsi="Times New Roman" w:eastAsia="宋体"/>
+                <w:sz w:val="21"/>
               </w:rPr>
               <w:t>图 2</w:t>
             </w:r>
@@ -309,13 +389,19 @@
           </w:tcPr>
           <w:p>
             <w:pPr>
-              <w:spacing w:after="0" w:line="252" w:lineRule="auto"/>
+              <w:spacing w:after="0" w:line="240" w:lineRule="auto"/>
+              <w:ind w:firstLine="0"/>
             </w:pPr>
-            <w:r/>
             <w:r>
               <w:rPr>
-                <w:rFonts w:ascii="微软雅黑" w:hAnsi="微软雅黑" w:eastAsia="微软雅黑"/>
-                <w:sz w:val="17"/>
+                <w:rFonts w:ascii="Times New Roman" w:hAnsi="Times New Roman" w:eastAsia="宋体"/>
+                <w:sz w:val="18"/>
+              </w:rPr>
+            </w:r>
+            <w:r>
+              <w:rPr>
+                <w:rFonts w:ascii="Times New Roman" w:hAnsi="Times New Roman" w:eastAsia="宋体"/>
+                <w:sz w:val="21"/>
               </w:rPr>
               <w:t>部署图</w:t>
             </w:r>
@@ -327,13 +413,19 @@
           </w:tcPr>
           <w:p>
             <w:pPr>
-              <w:spacing w:after="0" w:line="252" w:lineRule="auto"/>
+              <w:spacing w:after="0" w:line="240" w:lineRule="auto"/>
+              <w:ind w:firstLine="0"/>
             </w:pPr>
-            <w:r/>
             <w:r>
               <w:rPr>
-                <w:rFonts w:ascii="微软雅黑" w:hAnsi="微软雅黑" w:eastAsia="微软雅黑"/>
-                <w:sz w:val="17"/>
+                <w:rFonts w:ascii="Times New Roman" w:hAnsi="Times New Roman" w:eastAsia="宋体"/>
+                <w:sz w:val="18"/>
+              </w:rPr>
+            </w:r>
+            <w:r>
+              <w:rPr>
+                <w:rFonts w:ascii="Times New Roman" w:hAnsi="Times New Roman" w:eastAsia="宋体"/>
+                <w:sz w:val="21"/>
               </w:rPr>
               <w:t>总体设计 §2.2 / 部署手册</w:t>
             </w:r>
@@ -345,13 +437,19 @@
           </w:tcPr>
           <w:p>
             <w:pPr>
-              <w:spacing w:after="0" w:line="252" w:lineRule="auto"/>
+              <w:spacing w:after="0" w:line="240" w:lineRule="auto"/>
+              <w:ind w:firstLine="0"/>
             </w:pPr>
-            <w:r/>
             <w:r>
               <w:rPr>
-                <w:rFonts w:ascii="微软雅黑" w:hAnsi="微软雅黑" w:eastAsia="微软雅黑"/>
-                <w:sz w:val="17"/>
+                <w:rFonts w:ascii="Times New Roman" w:hAnsi="Times New Roman" w:eastAsia="宋体"/>
+                <w:sz w:val="18"/>
+              </w:rPr>
+            </w:r>
+            <w:r>
+              <w:rPr>
+                <w:rFonts w:ascii="Times New Roman" w:hAnsi="Times New Roman" w:eastAsia="宋体"/>
+                <w:sz w:val="21"/>
               </w:rPr>
               <w:t>跑在哪、端口怎么开</w:t>
             </w:r>
@@ -365,13 +463,19 @@
           </w:tcPr>
           <w:p>
             <w:pPr>
-              <w:spacing w:after="0" w:line="252" w:lineRule="auto"/>
+              <w:spacing w:after="0" w:line="240" w:lineRule="auto"/>
+              <w:ind w:firstLine="0"/>
             </w:pPr>
-            <w:r/>
             <w:r>
               <w:rPr>
-                <w:rFonts w:ascii="微软雅黑" w:hAnsi="微软雅黑" w:eastAsia="微软雅黑"/>
-                <w:sz w:val="17"/>
+                <w:rFonts w:ascii="Times New Roman" w:hAnsi="Times New Roman" w:eastAsia="宋体"/>
+                <w:sz w:val="18"/>
+              </w:rPr>
+            </w:r>
+            <w:r>
+              <w:rPr>
+                <w:rFonts w:ascii="Times New Roman" w:hAnsi="Times New Roman" w:eastAsia="宋体"/>
+                <w:sz w:val="21"/>
               </w:rPr>
               <w:t>图 3</w:t>
             </w:r>
@@ -383,13 +487,19 @@
           </w:tcPr>
           <w:p>
             <w:pPr>
-              <w:spacing w:after="0" w:line="252" w:lineRule="auto"/>
+              <w:spacing w:after="0" w:line="240" w:lineRule="auto"/>
+              <w:ind w:firstLine="0"/>
             </w:pPr>
-            <w:r/>
             <w:r>
               <w:rPr>
-                <w:rFonts w:ascii="微软雅黑" w:hAnsi="微软雅黑" w:eastAsia="微软雅黑"/>
-                <w:sz w:val="17"/>
+                <w:rFonts w:ascii="Times New Roman" w:hAnsi="Times New Roman" w:eastAsia="宋体"/>
+                <w:sz w:val="18"/>
+              </w:rPr>
+            </w:r>
+            <w:r>
+              <w:rPr>
+                <w:rFonts w:ascii="Times New Roman" w:hAnsi="Times New Roman" w:eastAsia="宋体"/>
+                <w:sz w:val="21"/>
               </w:rPr>
               <w:t>业务流程图</w:t>
             </w:r>
@@ -401,13 +511,19 @@
           </w:tcPr>
           <w:p>
             <w:pPr>
-              <w:spacing w:after="0" w:line="252" w:lineRule="auto"/>
+              <w:spacing w:after="0" w:line="240" w:lineRule="auto"/>
+              <w:ind w:firstLine="0"/>
             </w:pPr>
-            <w:r/>
             <w:r>
               <w:rPr>
-                <w:rFonts w:ascii="微软雅黑" w:hAnsi="微软雅黑" w:eastAsia="微软雅黑"/>
-                <w:sz w:val="17"/>
+                <w:rFonts w:ascii="Times New Roman" w:hAnsi="Times New Roman" w:eastAsia="宋体"/>
+                <w:sz w:val="18"/>
+              </w:rPr>
+            </w:r>
+            <w:r>
+              <w:rPr>
+                <w:rFonts w:ascii="Times New Roman" w:hAnsi="Times New Roman" w:eastAsia="宋体"/>
+                <w:sz w:val="21"/>
               </w:rPr>
               <w:t>详细设计 §3</w:t>
             </w:r>
@@ -419,13 +535,19 @@
           </w:tcPr>
           <w:p>
             <w:pPr>
-              <w:spacing w:after="0" w:line="252" w:lineRule="auto"/>
+              <w:spacing w:after="0" w:line="240" w:lineRule="auto"/>
+              <w:ind w:firstLine="0"/>
             </w:pPr>
-            <w:r/>
             <w:r>
               <w:rPr>
-                <w:rFonts w:ascii="微软雅黑" w:hAnsi="微软雅黑" w:eastAsia="微软雅黑"/>
-                <w:sz w:val="17"/>
+                <w:rFonts w:ascii="Times New Roman" w:hAnsi="Times New Roman" w:eastAsia="宋体"/>
+                <w:sz w:val="18"/>
+              </w:rPr>
+            </w:r>
+            <w:r>
+              <w:rPr>
+                <w:rFonts w:ascii="Times New Roman" w:hAnsi="Times New Roman" w:eastAsia="宋体"/>
+                <w:sz w:val="21"/>
               </w:rPr>
               <w:t>一次打卡从设备到落库经历什么</w:t>
             </w:r>
@@ -439,13 +561,19 @@
           </w:tcPr>
           <w:p>
             <w:pPr>
-              <w:spacing w:after="0" w:line="252" w:lineRule="auto"/>
+              <w:spacing w:after="0" w:line="240" w:lineRule="auto"/>
+              <w:ind w:firstLine="0"/>
             </w:pPr>
-            <w:r/>
             <w:r>
               <w:rPr>
-                <w:rFonts w:ascii="微软雅黑" w:hAnsi="微软雅黑" w:eastAsia="微软雅黑"/>
-                <w:sz w:val="17"/>
+                <w:rFonts w:ascii="Times New Roman" w:hAnsi="Times New Roman" w:eastAsia="宋体"/>
+                <w:sz w:val="18"/>
+              </w:rPr>
+            </w:r>
+            <w:r>
+              <w:rPr>
+                <w:rFonts w:ascii="Times New Roman" w:hAnsi="Times New Roman" w:eastAsia="宋体"/>
+                <w:sz w:val="21"/>
               </w:rPr>
               <w:t>图 4</w:t>
             </w:r>
@@ -457,13 +585,19 @@
           </w:tcPr>
           <w:p>
             <w:pPr>
-              <w:spacing w:after="0" w:line="252" w:lineRule="auto"/>
+              <w:spacing w:after="0" w:line="240" w:lineRule="auto"/>
+              <w:ind w:firstLine="0"/>
             </w:pPr>
-            <w:r/>
             <w:r>
               <w:rPr>
-                <w:rFonts w:ascii="微软雅黑" w:hAnsi="微软雅黑" w:eastAsia="微软雅黑"/>
-                <w:sz w:val="17"/>
+                <w:rFonts w:ascii="Times New Roman" w:hAnsi="Times New Roman" w:eastAsia="宋体"/>
+                <w:sz w:val="18"/>
+              </w:rPr>
+            </w:r>
+            <w:r>
+              <w:rPr>
+                <w:rFonts w:ascii="Times New Roman" w:hAnsi="Times New Roman" w:eastAsia="宋体"/>
+                <w:sz w:val="21"/>
               </w:rPr>
               <w:t>用例图</w:t>
             </w:r>
@@ -475,13 +609,19 @@
           </w:tcPr>
           <w:p>
             <w:pPr>
-              <w:spacing w:after="0" w:line="252" w:lineRule="auto"/>
+              <w:spacing w:after="0" w:line="240" w:lineRule="auto"/>
+              <w:ind w:firstLine="0"/>
             </w:pPr>
-            <w:r/>
             <w:r>
               <w:rPr>
-                <w:rFonts w:ascii="微软雅黑" w:hAnsi="微软雅黑" w:eastAsia="微软雅黑"/>
-                <w:sz w:val="17"/>
+                <w:rFonts w:ascii="Times New Roman" w:hAnsi="Times New Roman" w:eastAsia="宋体"/>
+                <w:sz w:val="18"/>
+              </w:rPr>
+            </w:r>
+            <w:r>
+              <w:rPr>
+                <w:rFonts w:ascii="Times New Roman" w:hAnsi="Times New Roman" w:eastAsia="宋体"/>
+                <w:sz w:val="21"/>
               </w:rPr>
               <w:t>需求规格 §4–5</w:t>
             </w:r>
@@ -493,13 +633,19 @@
           </w:tcPr>
           <w:p>
             <w:pPr>
-              <w:spacing w:after="0" w:line="252" w:lineRule="auto"/>
+              <w:spacing w:after="0" w:line="240" w:lineRule="auto"/>
+              <w:ind w:firstLine="0"/>
             </w:pPr>
-            <w:r/>
             <w:r>
               <w:rPr>
-                <w:rFonts w:ascii="微软雅黑" w:hAnsi="微软雅黑" w:eastAsia="微软雅黑"/>
-                <w:sz w:val="17"/>
+                <w:rFonts w:ascii="Times New Roman" w:hAnsi="Times New Roman" w:eastAsia="宋体"/>
+                <w:sz w:val="18"/>
+              </w:rPr>
+            </w:r>
+            <w:r>
+              <w:rPr>
+                <w:rFonts w:ascii="Times New Roman" w:hAnsi="Times New Roman" w:eastAsia="宋体"/>
+                <w:sz w:val="21"/>
               </w:rPr>
               <w:t>6 个角色各自能做什么</w:t>
             </w:r>
@@ -513,13 +659,19 @@
           </w:tcPr>
           <w:p>
             <w:pPr>
-              <w:spacing w:after="0" w:line="252" w:lineRule="auto"/>
+              <w:spacing w:after="0" w:line="240" w:lineRule="auto"/>
+              <w:ind w:firstLine="0"/>
             </w:pPr>
-            <w:r/>
             <w:r>
               <w:rPr>
-                <w:rFonts w:ascii="微软雅黑" w:hAnsi="微软雅黑" w:eastAsia="微软雅黑"/>
-                <w:sz w:val="17"/>
+                <w:rFonts w:ascii="Times New Roman" w:hAnsi="Times New Roman" w:eastAsia="宋体"/>
+                <w:sz w:val="18"/>
+              </w:rPr>
+            </w:r>
+            <w:r>
+              <w:rPr>
+                <w:rFonts w:ascii="Times New Roman" w:hAnsi="Times New Roman" w:eastAsia="宋体"/>
+                <w:sz w:val="21"/>
               </w:rPr>
               <w:t>图 5</w:t>
             </w:r>
@@ -531,13 +683,19 @@
           </w:tcPr>
           <w:p>
             <w:pPr>
-              <w:spacing w:after="0" w:line="252" w:lineRule="auto"/>
+              <w:spacing w:after="0" w:line="240" w:lineRule="auto"/>
+              <w:ind w:firstLine="0"/>
             </w:pPr>
-            <w:r/>
             <w:r>
               <w:rPr>
-                <w:rFonts w:ascii="微软雅黑" w:hAnsi="微软雅黑" w:eastAsia="微软雅黑"/>
-                <w:sz w:val="17"/>
+                <w:rFonts w:ascii="Times New Roman" w:hAnsi="Times New Roman" w:eastAsia="宋体"/>
+                <w:sz w:val="18"/>
+              </w:rPr>
+            </w:r>
+            <w:r>
+              <w:rPr>
+                <w:rFonts w:ascii="Times New Roman" w:hAnsi="Times New Roman" w:eastAsia="宋体"/>
+                <w:sz w:val="21"/>
               </w:rPr>
               <w:t>时序图</w:t>
             </w:r>
@@ -549,13 +707,19 @@
           </w:tcPr>
           <w:p>
             <w:pPr>
-              <w:spacing w:after="0" w:line="252" w:lineRule="auto"/>
+              <w:spacing w:after="0" w:line="240" w:lineRule="auto"/>
+              <w:ind w:firstLine="0"/>
             </w:pPr>
-            <w:r/>
             <w:r>
               <w:rPr>
-                <w:rFonts w:ascii="微软雅黑" w:hAnsi="微软雅黑" w:eastAsia="微软雅黑"/>
-                <w:sz w:val="17"/>
+                <w:rFonts w:ascii="Times New Roman" w:hAnsi="Times New Roman" w:eastAsia="宋体"/>
+                <w:sz w:val="18"/>
+              </w:rPr>
+            </w:r>
+            <w:r>
+              <w:rPr>
+                <w:rFonts w:ascii="Times New Roman" w:hAnsi="Times New Roman" w:eastAsia="宋体"/>
+                <w:sz w:val="21"/>
               </w:rPr>
               <w:t>详细设计 §3.2</w:t>
             </w:r>
@@ -567,13 +731,19 @@
           </w:tcPr>
           <w:p>
             <w:pPr>
-              <w:spacing w:after="0" w:line="252" w:lineRule="auto"/>
+              <w:spacing w:after="0" w:line="240" w:lineRule="auto"/>
+              <w:ind w:firstLine="0"/>
             </w:pPr>
-            <w:r/>
             <w:r>
               <w:rPr>
-                <w:rFonts w:ascii="微软雅黑" w:hAnsi="微软雅黑" w:eastAsia="微软雅黑"/>
-                <w:sz w:val="17"/>
+                <w:rFonts w:ascii="Times New Roman" w:hAnsi="Times New Roman" w:eastAsia="宋体"/>
+                <w:sz w:val="18"/>
+              </w:rPr>
+            </w:r>
+            <w:r>
+              <w:rPr>
+                <w:rFonts w:ascii="Times New Roman" w:hAnsi="Times New Roman" w:eastAsia="宋体"/>
+                <w:sz w:val="21"/>
               </w:rPr>
               <w:t>验签、防重放、幂等的先后顺序</w:t>
             </w:r>
@@ -587,13 +757,19 @@
           </w:tcPr>
           <w:p>
             <w:pPr>
-              <w:spacing w:after="0" w:line="252" w:lineRule="auto"/>
+              <w:spacing w:after="0" w:line="240" w:lineRule="auto"/>
+              <w:ind w:firstLine="0"/>
             </w:pPr>
-            <w:r/>
             <w:r>
               <w:rPr>
-                <w:rFonts w:ascii="微软雅黑" w:hAnsi="微软雅黑" w:eastAsia="微软雅黑"/>
-                <w:sz w:val="17"/>
+                <w:rFonts w:ascii="Times New Roman" w:hAnsi="Times New Roman" w:eastAsia="宋体"/>
+                <w:sz w:val="18"/>
+              </w:rPr>
+            </w:r>
+            <w:r>
+              <w:rPr>
+                <w:rFonts w:ascii="Times New Roman" w:hAnsi="Times New Roman" w:eastAsia="宋体"/>
+                <w:sz w:val="21"/>
               </w:rPr>
               <w:t>图 6</w:t>
             </w:r>
@@ -605,13 +781,19 @@
           </w:tcPr>
           <w:p>
             <w:pPr>
-              <w:spacing w:after="0" w:line="252" w:lineRule="auto"/>
+              <w:spacing w:after="0" w:line="240" w:lineRule="auto"/>
+              <w:ind w:firstLine="0"/>
             </w:pPr>
-            <w:r/>
             <w:r>
               <w:rPr>
-                <w:rFonts w:ascii="微软雅黑" w:hAnsi="微软雅黑" w:eastAsia="微软雅黑"/>
-                <w:sz w:val="17"/>
+                <w:rFonts w:ascii="Times New Roman" w:hAnsi="Times New Roman" w:eastAsia="宋体"/>
+                <w:sz w:val="18"/>
+              </w:rPr>
+            </w:r>
+            <w:r>
+              <w:rPr>
+                <w:rFonts w:ascii="Times New Roman" w:hAnsi="Times New Roman" w:eastAsia="宋体"/>
+                <w:sz w:val="21"/>
               </w:rPr>
               <w:t>状态图</w:t>
             </w:r>
@@ -623,13 +805,19 @@
           </w:tcPr>
           <w:p>
             <w:pPr>
-              <w:spacing w:after="0" w:line="252" w:lineRule="auto"/>
+              <w:spacing w:after="0" w:line="240" w:lineRule="auto"/>
+              <w:ind w:firstLine="0"/>
             </w:pPr>
-            <w:r/>
             <w:r>
               <w:rPr>
-                <w:rFonts w:ascii="微软雅黑" w:hAnsi="微软雅黑" w:eastAsia="微软雅黑"/>
-                <w:sz w:val="17"/>
+                <w:rFonts w:ascii="Times New Roman" w:hAnsi="Times New Roman" w:eastAsia="宋体"/>
+                <w:sz w:val="18"/>
+              </w:rPr>
+            </w:r>
+            <w:r>
+              <w:rPr>
+                <w:rFonts w:ascii="Times New Roman" w:hAnsi="Times New Roman" w:eastAsia="宋体"/>
+                <w:sz w:val="21"/>
               </w:rPr>
               <w:t>详细设计 §4</w:t>
             </w:r>
@@ -641,13 +829,19 @@
           </w:tcPr>
           <w:p>
             <w:pPr>
-              <w:spacing w:after="0" w:line="252" w:lineRule="auto"/>
+              <w:spacing w:after="0" w:line="240" w:lineRule="auto"/>
+              <w:ind w:firstLine="0"/>
             </w:pPr>
-            <w:r/>
             <w:r>
               <w:rPr>
-                <w:rFonts w:ascii="微软雅黑" w:hAnsi="微软雅黑" w:eastAsia="微软雅黑"/>
-                <w:sz w:val="17"/>
+                <w:rFonts w:ascii="Times New Roman" w:hAnsi="Times New Roman" w:eastAsia="宋体"/>
+                <w:sz w:val="18"/>
+              </w:rPr>
+            </w:r>
+            <w:r>
+              <w:rPr>
+                <w:rFonts w:ascii="Times New Roman" w:hAnsi="Times New Roman" w:eastAsia="宋体"/>
+                <w:sz w:val="21"/>
               </w:rPr>
               <w:t>补卡单与设备的状态流转</w:t>
             </w:r>
@@ -661,13 +855,19 @@
           </w:tcPr>
           <w:p>
             <w:pPr>
-              <w:spacing w:after="0" w:line="252" w:lineRule="auto"/>
+              <w:spacing w:after="0" w:line="240" w:lineRule="auto"/>
+              <w:ind w:firstLine="0"/>
             </w:pPr>
-            <w:r/>
             <w:r>
               <w:rPr>
-                <w:rFonts w:ascii="微软雅黑" w:hAnsi="微软雅黑" w:eastAsia="微软雅黑"/>
-                <w:sz w:val="17"/>
+                <w:rFonts w:ascii="Times New Roman" w:hAnsi="Times New Roman" w:eastAsia="宋体"/>
+                <w:sz w:val="18"/>
+              </w:rPr>
+            </w:r>
+            <w:r>
+              <w:rPr>
+                <w:rFonts w:ascii="Times New Roman" w:hAnsi="Times New Roman" w:eastAsia="宋体"/>
+                <w:sz w:val="21"/>
               </w:rPr>
               <w:t>图 7</w:t>
             </w:r>
@@ -679,13 +879,19 @@
           </w:tcPr>
           <w:p>
             <w:pPr>
-              <w:spacing w:after="0" w:line="252" w:lineRule="auto"/>
+              <w:spacing w:after="0" w:line="240" w:lineRule="auto"/>
+              <w:ind w:firstLine="0"/>
             </w:pPr>
-            <w:r/>
             <w:r>
               <w:rPr>
-                <w:rFonts w:ascii="微软雅黑" w:hAnsi="微软雅黑" w:eastAsia="微软雅黑"/>
-                <w:sz w:val="17"/>
+                <w:rFonts w:ascii="Times New Roman" w:hAnsi="Times New Roman" w:eastAsia="宋体"/>
+                <w:sz w:val="18"/>
+              </w:rPr>
+            </w:r>
+            <w:r>
+              <w:rPr>
+                <w:rFonts w:ascii="Times New Roman" w:hAnsi="Times New Roman" w:eastAsia="宋体"/>
+                <w:sz w:val="21"/>
               </w:rPr>
               <w:t>类图</w:t>
             </w:r>
@@ -697,13 +903,19 @@
           </w:tcPr>
           <w:p>
             <w:pPr>
-              <w:spacing w:after="0" w:line="252" w:lineRule="auto"/>
+              <w:spacing w:after="0" w:line="240" w:lineRule="auto"/>
+              <w:ind w:firstLine="0"/>
             </w:pPr>
-            <w:r/>
             <w:r>
               <w:rPr>
-                <w:rFonts w:ascii="微软雅黑" w:hAnsi="微软雅黑" w:eastAsia="微软雅黑"/>
-                <w:sz w:val="17"/>
+                <w:rFonts w:ascii="Times New Roman" w:hAnsi="Times New Roman" w:eastAsia="宋体"/>
+                <w:sz w:val="18"/>
+              </w:rPr>
+            </w:r>
+            <w:r>
+              <w:rPr>
+                <w:rFonts w:ascii="Times New Roman" w:hAnsi="Times New Roman" w:eastAsia="宋体"/>
+                <w:sz w:val="21"/>
               </w:rPr>
               <w:t>详细设计 §2</w:t>
             </w:r>
@@ -715,13 +927,19 @@
           </w:tcPr>
           <w:p>
             <w:pPr>
-              <w:spacing w:after="0" w:line="252" w:lineRule="auto"/>
+              <w:spacing w:after="0" w:line="240" w:lineRule="auto"/>
+              <w:ind w:firstLine="0"/>
             </w:pPr>
-            <w:r/>
             <w:r>
               <w:rPr>
-                <w:rFonts w:ascii="微软雅黑" w:hAnsi="微软雅黑" w:eastAsia="微软雅黑"/>
-                <w:sz w:val="17"/>
+                <w:rFonts w:ascii="Times New Roman" w:hAnsi="Times New Roman" w:eastAsia="宋体"/>
+                <w:sz w:val="18"/>
+              </w:rPr>
+            </w:r>
+            <w:r>
+              <w:rPr>
+                <w:rFonts w:ascii="Times New Roman" w:hAnsi="Times New Roman" w:eastAsia="宋体"/>
+                <w:sz w:val="21"/>
               </w:rPr>
               <w:t>核心领域对象与关系</w:t>
             </w:r>
@@ -735,13 +953,19 @@
           </w:tcPr>
           <w:p>
             <w:pPr>
-              <w:spacing w:after="0" w:line="252" w:lineRule="auto"/>
+              <w:spacing w:after="0" w:line="240" w:lineRule="auto"/>
+              <w:ind w:firstLine="0"/>
             </w:pPr>
-            <w:r/>
             <w:r>
               <w:rPr>
-                <w:rFonts w:ascii="微软雅黑" w:hAnsi="微软雅黑" w:eastAsia="微软雅黑"/>
-                <w:sz w:val="17"/>
+                <w:rFonts w:ascii="Times New Roman" w:hAnsi="Times New Roman" w:eastAsia="宋体"/>
+                <w:sz w:val="18"/>
+              </w:rPr>
+            </w:r>
+            <w:r>
+              <w:rPr>
+                <w:rFonts w:ascii="Times New Roman" w:hAnsi="Times New Roman" w:eastAsia="宋体"/>
+                <w:sz w:val="21"/>
               </w:rPr>
               <w:t>图 8</w:t>
             </w:r>
@@ -753,13 +977,19 @@
           </w:tcPr>
           <w:p>
             <w:pPr>
-              <w:spacing w:after="0" w:line="252" w:lineRule="auto"/>
+              <w:spacing w:after="0" w:line="240" w:lineRule="auto"/>
+              <w:ind w:firstLine="0"/>
             </w:pPr>
-            <w:r/>
             <w:r>
               <w:rPr>
-                <w:rFonts w:ascii="微软雅黑" w:hAnsi="微软雅黑" w:eastAsia="微软雅黑"/>
-                <w:sz w:val="17"/>
+                <w:rFonts w:ascii="Times New Roman" w:hAnsi="Times New Roman" w:eastAsia="宋体"/>
+                <w:sz w:val="18"/>
+              </w:rPr>
+            </w:r>
+            <w:r>
+              <w:rPr>
+                <w:rFonts w:ascii="Times New Roman" w:hAnsi="Times New Roman" w:eastAsia="宋体"/>
+                <w:sz w:val="21"/>
               </w:rPr>
               <w:t>组件图</w:t>
             </w:r>
@@ -771,13 +1001,19 @@
           </w:tcPr>
           <w:p>
             <w:pPr>
-              <w:spacing w:after="0" w:line="252" w:lineRule="auto"/>
+              <w:spacing w:after="0" w:line="240" w:lineRule="auto"/>
+              <w:ind w:firstLine="0"/>
             </w:pPr>
-            <w:r/>
             <w:r>
               <w:rPr>
-                <w:rFonts w:ascii="微软雅黑" w:hAnsi="微软雅黑" w:eastAsia="微软雅黑"/>
-                <w:sz w:val="17"/>
+                <w:rFonts w:ascii="Times New Roman" w:hAnsi="Times New Roman" w:eastAsia="宋体"/>
+                <w:sz w:val="18"/>
+              </w:rPr>
+            </w:r>
+            <w:r>
+              <w:rPr>
+                <w:rFonts w:ascii="Times New Roman" w:hAnsi="Times New Roman" w:eastAsia="宋体"/>
+                <w:sz w:val="21"/>
               </w:rPr>
               <w:t>总体设计 §3</w:t>
             </w:r>
@@ -789,13 +1025,19 @@
           </w:tcPr>
           <w:p>
             <w:pPr>
-              <w:spacing w:after="0" w:line="252" w:lineRule="auto"/>
+              <w:spacing w:after="0" w:line="240" w:lineRule="auto"/>
+              <w:ind w:firstLine="0"/>
             </w:pPr>
-            <w:r/>
             <w:r>
               <w:rPr>
-                <w:rFonts w:ascii="微软雅黑" w:hAnsi="微软雅黑" w:eastAsia="微软雅黑"/>
-                <w:sz w:val="17"/>
+                <w:rFonts w:ascii="Times New Roman" w:hAnsi="Times New Roman" w:eastAsia="宋体"/>
+                <w:sz w:val="18"/>
+              </w:rPr>
+            </w:r>
+            <w:r>
+              <w:rPr>
+                <w:rFonts w:ascii="Times New Roman" w:hAnsi="Times New Roman" w:eastAsia="宋体"/>
+                <w:sz w:val="21"/>
               </w:rPr>
               <w:t>前后端模块怎么拆、依赖方向</w:t>
             </w:r>
@@ -809,13 +1051,19 @@
           </w:tcPr>
           <w:p>
             <w:pPr>
-              <w:spacing w:after="0" w:line="252" w:lineRule="auto"/>
+              <w:spacing w:after="0" w:line="240" w:lineRule="auto"/>
+              <w:ind w:firstLine="0"/>
             </w:pPr>
-            <w:r/>
             <w:r>
               <w:rPr>
-                <w:rFonts w:ascii="微软雅黑" w:hAnsi="微软雅黑" w:eastAsia="微软雅黑"/>
-                <w:sz w:val="17"/>
+                <w:rFonts w:ascii="Times New Roman" w:hAnsi="Times New Roman" w:eastAsia="宋体"/>
+                <w:sz w:val="18"/>
+              </w:rPr>
+            </w:r>
+            <w:r>
+              <w:rPr>
+                <w:rFonts w:ascii="Times New Roman" w:hAnsi="Times New Roman" w:eastAsia="宋体"/>
+                <w:sz w:val="21"/>
               </w:rPr>
               <w:t>图 9</w:t>
             </w:r>
@@ -827,13 +1075,19 @@
           </w:tcPr>
           <w:p>
             <w:pPr>
-              <w:spacing w:after="0" w:line="252" w:lineRule="auto"/>
+              <w:spacing w:after="0" w:line="240" w:lineRule="auto"/>
+              <w:ind w:firstLine="0"/>
             </w:pPr>
-            <w:r/>
             <w:r>
               <w:rPr>
-                <w:rFonts w:ascii="微软雅黑" w:hAnsi="微软雅黑" w:eastAsia="微软雅黑"/>
-                <w:sz w:val="17"/>
+                <w:rFonts w:ascii="Times New Roman" w:hAnsi="Times New Roman" w:eastAsia="宋体"/>
+                <w:sz w:val="18"/>
+              </w:rPr>
+            </w:r>
+            <w:r>
+              <w:rPr>
+                <w:rFonts w:ascii="Times New Roman" w:hAnsi="Times New Roman" w:eastAsia="宋体"/>
+                <w:sz w:val="21"/>
               </w:rPr>
               <w:t>数据模型图</w:t>
             </w:r>
@@ -845,13 +1099,19 @@
           </w:tcPr>
           <w:p>
             <w:pPr>
-              <w:spacing w:after="0" w:line="252" w:lineRule="auto"/>
+              <w:spacing w:after="0" w:line="240" w:lineRule="auto"/>
+              <w:ind w:firstLine="0"/>
             </w:pPr>
-            <w:r/>
             <w:r>
               <w:rPr>
-                <w:rFonts w:ascii="微软雅黑" w:hAnsi="微软雅黑" w:eastAsia="微软雅黑"/>
-                <w:sz w:val="17"/>
+                <w:rFonts w:ascii="Times New Roman" w:hAnsi="Times New Roman" w:eastAsia="宋体"/>
+                <w:sz w:val="18"/>
+              </w:rPr>
+            </w:r>
+            <w:r>
+              <w:rPr>
+                <w:rFonts w:ascii="Times New Roman" w:hAnsi="Times New Roman" w:eastAsia="宋体"/>
+                <w:sz w:val="21"/>
               </w:rPr>
               <w:t>数据库设计 §4</w:t>
             </w:r>
@@ -863,13 +1123,19 @@
           </w:tcPr>
           <w:p>
             <w:pPr>
-              <w:spacing w:after="0" w:line="252" w:lineRule="auto"/>
+              <w:spacing w:after="0" w:line="240" w:lineRule="auto"/>
+              <w:ind w:firstLine="0"/>
             </w:pPr>
-            <w:r/>
             <w:r>
               <w:rPr>
-                <w:rFonts w:ascii="微软雅黑" w:hAnsi="微软雅黑" w:eastAsia="微软雅黑"/>
-                <w:sz w:val="17"/>
+                <w:rFonts w:ascii="Times New Roman" w:hAnsi="Times New Roman" w:eastAsia="宋体"/>
+                <w:sz w:val="18"/>
+              </w:rPr>
+            </w:r>
+            <w:r>
+              <w:rPr>
+                <w:rFonts w:ascii="Times New Roman" w:hAnsi="Times New Roman" w:eastAsia="宋体"/>
+                <w:sz w:val="21"/>
               </w:rPr>
               <w:t>21 张表怎么组织</w:t>
             </w:r>
@@ -881,16 +1147,28 @@
     <w:p>
       <w:pPr>
         <w:pStyle w:val="Heading1"/>
+        <w:ind w:firstLine="0"/>
       </w:pPr>
       <w:r>
+        <w:rPr>
+          <w:rFonts w:ascii="Times New Roman" w:hAnsi="Times New Roman" w:eastAsia="黑体"/>
+          <w:b/>
+          <w:sz w:val="32"/>
+        </w:rPr>
         <w:t>2　图</w:t>
       </w:r>
     </w:p>
     <w:p>
       <w:pPr>
         <w:pStyle w:val="Heading2"/>
+        <w:ind w:firstLine="0"/>
       </w:pPr>
       <w:r>
+        <w:rPr>
+          <w:rFonts w:ascii="Times New Roman" w:hAnsi="Times New Roman" w:eastAsia="黑体"/>
+          <w:b/>
+          <w:sz w:val="28"/>
+        </w:rPr>
         <w:t>图 1　系统架构图</w:t>
       </w:r>
     </w:p>
@@ -935,13 +1213,14 @@
     </w:p>
     <w:p>
       <w:pPr>
-        <w:spacing w:after="120"/>
+        <w:spacing w:after="120" w:line="360" w:lineRule="auto"/>
+        <w:ind w:firstLine="420"/>
       </w:pPr>
       <w:r>
         <w:rPr>
-          <w:rFonts w:ascii="微软雅黑" w:hAnsi="微软雅黑" w:eastAsia="微软雅黑"/>
+          <w:rFonts w:ascii="Times New Roman" w:hAnsi="Times New Roman" w:eastAsia="宋体"/>
           <w:b w:val="0"/>
-          <w:sz w:val="19"/>
+          <w:sz w:val="21"/>
         </w:rPr>
         <w:t>分层看：接入层（Nginx / Mosquitto）→ 应用层（Spring Boot 单体，按业务域分包）→ 数据层（MySQL / Redis）。左侧是三类访问者，右侧虚线是可观测组件。要点：只有一个可执行 jar，所有模块在同一进程内。</w:t>
       </w:r>
@@ -949,8 +1228,14 @@
     <w:p>
       <w:pPr>
         <w:pStyle w:val="Heading2"/>
+        <w:ind w:firstLine="0"/>
       </w:pPr>
       <w:r>
+        <w:rPr>
+          <w:rFonts w:ascii="Times New Roman" w:hAnsi="Times New Roman" w:eastAsia="黑体"/>
+          <w:b/>
+          <w:sz w:val="28"/>
+        </w:rPr>
         <w:t>图 2　部署图</w:t>
       </w:r>
     </w:p>
@@ -995,13 +1280,14 @@
     </w:p>
     <w:p>
       <w:pPr>
-        <w:spacing w:after="120"/>
+        <w:spacing w:after="120" w:line="360" w:lineRule="auto"/>
+        <w:ind w:firstLine="420"/>
       </w:pPr>
       <w:r>
         <w:rPr>
-          <w:rFonts w:ascii="微软雅黑" w:hAnsi="微软雅黑" w:eastAsia="微软雅黑"/>
+          <w:rFonts w:ascii="Times New Roman" w:hAnsi="Times New Roman" w:eastAsia="宋体"/>
           <w:b w:val="0"/>
-          <w:sz w:val="19"/>
+          <w:sz w:val="21"/>
         </w:rPr>
         <w:t>一台 4C4G 云服务器上跑 5 个容器。只有 80（Web）与 1883（设备）对公网；8080/3306/6379 只在内网；3000/9090 只绑回环，看监控要 SSH 隧道。</w:t>
       </w:r>
@@ -1009,8 +1295,14 @@
     <w:p>
       <w:pPr>
         <w:pStyle w:val="Heading2"/>
+        <w:ind w:firstLine="0"/>
       </w:pPr>
       <w:r>
+        <w:rPr>
+          <w:rFonts w:ascii="Times New Roman" w:hAnsi="Times New Roman" w:eastAsia="黑体"/>
+          <w:b/>
+          <w:sz w:val="28"/>
+        </w:rPr>
         <w:t>图 3　业务流程图（设备打卡）</w:t>
       </w:r>
     </w:p>
@@ -1055,13 +1347,14 @@
     </w:p>
     <w:p>
       <w:pPr>
-        <w:spacing w:after="120"/>
+        <w:spacing w:after="120" w:line="360" w:lineRule="auto"/>
+        <w:ind w:firstLine="420"/>
       </w:pPr>
       <w:r>
         <w:rPr>
-          <w:rFonts w:ascii="微软雅黑" w:hAnsi="微软雅黑" w:eastAsia="微软雅黑"/>
+          <w:rFonts w:ascii="Times New Roman" w:hAnsi="Times New Roman" w:eastAsia="宋体"/>
           <w:b w:val="0"/>
-          <w:sz w:val="19"/>
+          <w:sz w:val="21"/>
         </w:rPr>
         <w:t>主流程从左到右：设备签名 → 接入 → 验签与去重 → 判定 → 落库与汇总。下方三条虚线是失败分支，每条都对应一个明确的错误码。</w:t>
       </w:r>
@@ -1069,8 +1362,14 @@
     <w:p>
       <w:pPr>
         <w:pStyle w:val="Heading2"/>
+        <w:ind w:firstLine="0"/>
       </w:pPr>
       <w:r>
+        <w:rPr>
+          <w:rFonts w:ascii="Times New Roman" w:hAnsi="Times New Roman" w:eastAsia="黑体"/>
+          <w:b/>
+          <w:sz w:val="28"/>
+        </w:rPr>
         <w:t>图 4　用例图（6 角色）</w:t>
       </w:r>
     </w:p>
@@ -1115,13 +1414,14 @@
     </w:p>
     <w:p>
       <w:pPr>
-        <w:spacing w:after="120"/>
+        <w:spacing w:after="120" w:line="360" w:lineRule="auto"/>
+        <w:ind w:firstLine="420"/>
       </w:pPr>
       <w:r>
         <w:rPr>
-          <w:rFonts w:ascii="微软雅黑" w:hAnsi="微软雅黑" w:eastAsia="微软雅黑"/>
+          <w:rFonts w:ascii="Times New Roman" w:hAnsi="Times New Roman" w:eastAsia="宋体"/>
           <w:b w:val="0"/>
-          <w:sz w:val="19"/>
+          <w:sz w:val="21"/>
         </w:rPr>
         <w:t>按 RBAC 的 6 个角色画。审计专员的连线全部指向只读用例；普通员工不与管理端用例相连。角色—权限的精确矩阵见《角色与权限矩阵.md》与《接口文档》。</w:t>
       </w:r>
@@ -1129,8 +1429,14 @@
     <w:p>
       <w:pPr>
         <w:pStyle w:val="Heading2"/>
+        <w:ind w:firstLine="0"/>
       </w:pPr>
       <w:r>
+        <w:rPr>
+          <w:rFonts w:ascii="Times New Roman" w:hAnsi="Times New Roman" w:eastAsia="黑体"/>
+          <w:b/>
+          <w:sz w:val="28"/>
+        </w:rPr>
         <w:t>图 5　时序图（打卡上报）</w:t>
       </w:r>
     </w:p>
@@ -1175,13 +1481,14 @@
     </w:p>
     <w:p>
       <w:pPr>
-        <w:spacing w:after="120"/>
+        <w:spacing w:after="120" w:line="360" w:lineRule="auto"/>
+        <w:ind w:firstLine="420"/>
       </w:pPr>
       <w:r>
         <w:rPr>
-          <w:rFonts w:ascii="微软雅黑" w:hAnsi="微软雅黑" w:eastAsia="微软雅黑"/>
+          <w:rFonts w:ascii="Times New Roman" w:hAnsi="Times New Roman" w:eastAsia="宋体"/>
           <w:b w:val="0"/>
-          <w:sz w:val="19"/>
+          <w:sz w:val="21"/>
         </w:rPr>
         <w:t>注意三个「自调用」：验签、幂等、指标，都是后端内部动作。Redis 的 SET NX 是防重放，MySQL 的唯一索引是防重复，两者职责不同。</w:t>
       </w:r>
@@ -1189,8 +1496,14 @@
     <w:p>
       <w:pPr>
         <w:pStyle w:val="Heading2"/>
+        <w:ind w:firstLine="0"/>
       </w:pPr>
       <w:r>
+        <w:rPr>
+          <w:rFonts w:ascii="Times New Roman" w:hAnsi="Times New Roman" w:eastAsia="黑体"/>
+          <w:b/>
+          <w:sz w:val="28"/>
+        </w:rPr>
         <w:t>图 6　状态图</w:t>
       </w:r>
     </w:p>
@@ -1235,13 +1548,14 @@
     </w:p>
     <w:p>
       <w:pPr>
-        <w:spacing w:after="120"/>
+        <w:spacing w:after="120" w:line="360" w:lineRule="auto"/>
+        <w:ind w:firstLine="420"/>
       </w:pPr>
       <w:r>
         <w:rPr>
-          <w:rFonts w:ascii="微软雅黑" w:hAnsi="微软雅黑" w:eastAsia="微软雅黑"/>
+          <w:rFonts w:ascii="Times New Roman" w:hAnsi="Times New Roman" w:eastAsia="宋体"/>
           <w:b w:val="0"/>
-          <w:sz w:val="19"/>
+          <w:sz w:val="21"/>
         </w:rPr>
         <w:t>上：补卡单只有 pending → approved/rejected 两条出路，重复审批返回 409。下：设备状态与密钥轮换，轮换后旧密钥立即失效。</w:t>
       </w:r>
@@ -1249,8 +1563,14 @@
     <w:p>
       <w:pPr>
         <w:pStyle w:val="Heading2"/>
+        <w:ind w:firstLine="0"/>
       </w:pPr>
       <w:r>
+        <w:rPr>
+          <w:rFonts w:ascii="Times New Roman" w:hAnsi="Times New Roman" w:eastAsia="黑体"/>
+          <w:b/>
+          <w:sz w:val="28"/>
+        </w:rPr>
         <w:t>图 7　类图</w:t>
       </w:r>
     </w:p>
@@ -1295,13 +1615,14 @@
     </w:p>
     <w:p>
       <w:pPr>
-        <w:spacing w:after="120"/>
+        <w:spacing w:after="120" w:line="360" w:lineRule="auto"/>
+        <w:ind w:firstLine="420"/>
       </w:pPr>
       <w:r>
         <w:rPr>
-          <w:rFonts w:ascii="微软雅黑" w:hAnsi="微软雅黑" w:eastAsia="微软雅黑"/>
+          <w:rFonts w:ascii="Times New Roman" w:hAnsi="Times New Roman" w:eastAsia="宋体"/>
           <w:b w:val="0"/>
-          <w:sz w:val="19"/>
+          <w:sz w:val="21"/>
         </w:rPr>
         <w:t>20 个实体里挑出核心 14 个。字段是简化的，完整字段见《数据库设计说明书》。所有连线都是逻辑关联（无物理外键）。</w:t>
       </w:r>
@@ -1309,8 +1630,14 @@
     <w:p>
       <w:pPr>
         <w:pStyle w:val="Heading2"/>
+        <w:ind w:firstLine="0"/>
       </w:pPr>
       <w:r>
+        <w:rPr>
+          <w:rFonts w:ascii="Times New Roman" w:hAnsi="Times New Roman" w:eastAsia="黑体"/>
+          <w:b/>
+          <w:sz w:val="28"/>
+        </w:rPr>
         <w:t>图 8　组件图</w:t>
       </w:r>
     </w:p>
@@ -1355,13 +1682,14 @@
     </w:p>
     <w:p>
       <w:pPr>
-        <w:spacing w:after="120"/>
+        <w:spacing w:after="120" w:line="360" w:lineRule="auto"/>
+        <w:ind w:firstLine="420"/>
       </w:pPr>
       <w:r>
         <w:rPr>
-          <w:rFonts w:ascii="微软雅黑" w:hAnsi="微软雅黑" w:eastAsia="微软雅黑"/>
+          <w:rFonts w:ascii="Times New Roman" w:hAnsi="Times New Roman" w:eastAsia="宋体"/>
           <w:b w:val="0"/>
-          <w:sz w:val="19"/>
+          <w:sz w:val="21"/>
         </w:rPr>
         <w:t>前端只有 5 个通用组件，业务页面直接写在 views 里——单人项目刻意少一层抽象。后端 controller 只做参数与权限，业务全在 service。</w:t>
       </w:r>
@@ -1369,8 +1697,14 @@
     <w:p>
       <w:pPr>
         <w:pStyle w:val="Heading2"/>
+        <w:ind w:firstLine="0"/>
       </w:pPr>
       <w:r>
+        <w:rPr>
+          <w:rFonts w:ascii="Times New Roman" w:hAnsi="Times New Roman" w:eastAsia="黑体"/>
+          <w:b/>
+          <w:sz w:val="28"/>
+        </w:rPr>
         <w:t>图 9　数据模型图</w:t>
       </w:r>
     </w:p>
@@ -1415,13 +1749,14 @@
     </w:p>
     <w:p>
       <w:pPr>
-        <w:spacing w:after="120"/>
+        <w:spacing w:after="120" w:line="360" w:lineRule="auto"/>
+        <w:ind w:firstLine="420"/>
       </w:pPr>
       <w:r>
         <w:rPr>
-          <w:rFonts w:ascii="微软雅黑" w:hAnsi="微软雅黑" w:eastAsia="微软雅黑"/>
+          <w:rFonts w:ascii="Times New Roman" w:hAnsi="Times New Roman" w:eastAsia="宋体"/>
           <w:b w:val="0"/>
-          <w:sz w:val="19"/>
+          <w:sz w:val="21"/>
         </w:rPr>
         <w:t>21 张表按域分四列：左侧权限与组织、中间协作、右中考勤、右侧评论/审计/基础设施。唯一索引与主键已在表内标注。</w:t>
       </w:r>
@@ -1429,18 +1764,25 @@
     <w:p>
       <w:pPr>
         <w:pStyle w:val="Heading1"/>
+        <w:ind w:firstLine="0"/>
       </w:pPr>
       <w:r>
+        <w:rPr>
+          <w:rFonts w:ascii="Times New Roman" w:hAnsi="Times New Roman" w:eastAsia="黑体"/>
+          <w:b/>
+          <w:sz w:val="32"/>
+        </w:rPr>
         <w:t>3　附录：可重绘的源码</w:t>
       </w:r>
     </w:p>
     <w:p>
       <w:pPr>
-        <w:spacing w:after="120"/>
+        <w:spacing w:after="120" w:line="360" w:lineRule="auto"/>
+        <w:ind w:firstLine="420"/>
       </w:pPr>
       <w:r>
         <w:rPr>
-          <w:rFonts w:ascii="微软雅黑" w:hAnsi="微软雅黑" w:eastAsia="微软雅黑"/>
+          <w:rFonts w:ascii="Times New Roman" w:hAnsi="Times New Roman" w:eastAsia="宋体"/>
           <w:b w:val="0"/>
           <w:sz w:val="21"/>
         </w:rPr>
@@ -1450,8 +1792,14 @@
     <w:p>
       <w:pPr>
         <w:pStyle w:val="Heading2"/>
+        <w:ind w:firstLine="0"/>
       </w:pPr>
       <w:r>
+        <w:rPr>
+          <w:rFonts w:ascii="Times New Roman" w:hAnsi="Times New Roman" w:eastAsia="黑体"/>
+          <w:b/>
+          <w:sz w:val="28"/>
+        </w:rPr>
         <w:t>图 3 业务流程（Mermaid）</w:t>
       </w:r>
     </w:p>
@@ -1473,12 +1821,18 @@
           <w:p>
             <w:pPr>
               <w:spacing w:after="0" w:line="240" w:lineRule="auto"/>
+              <w:ind w:firstLine="0"/>
             </w:pPr>
-            <w:r/>
             <w:r>
               <w:rPr>
-                <w:rFonts w:ascii="Consolas" w:hAnsi="Consolas" w:eastAsia="Consolas"/>
-                <w:sz w:val="16"/>
+                <w:rFonts w:ascii="Times New Roman" w:hAnsi="Times New Roman" w:eastAsia="Consolas"/>
+                <w:sz w:val="17"/>
+              </w:rPr>
+            </w:r>
+            <w:r>
+              <w:rPr>
+                <w:rFonts w:ascii="Consolas" w:hAnsi="Consolas" w:eastAsia="宋体"/>
+                <w:sz w:val="18"/>
               </w:rPr>
               <w:t>flowchart LR</w:t>
             </w:r>
@@ -1486,11 +1840,12 @@
           <w:p>
             <w:pPr>
               <w:spacing w:after="0" w:line="240" w:lineRule="auto"/>
+              <w:ind w:firstLine="0"/>
             </w:pPr>
             <w:r>
               <w:rPr>
-                <w:rFonts w:ascii="Consolas" w:hAnsi="Consolas" w:eastAsia="Consolas"/>
-                <w:sz w:val="16"/>
+                <w:rFonts w:ascii="Consolas" w:hAnsi="Consolas" w:eastAsia="宋体"/>
+                <w:sz w:val="18"/>
               </w:rPr>
               <w:t xml:space="preserve">  D[ESP32 读卡] --&gt; S[HMAC 签名] --&gt; P[MQTT 发布] --&gt; B[Backend 验签]</w:t>
             </w:r>
@@ -1498,11 +1853,12 @@
           <w:p>
             <w:pPr>
               <w:spacing w:after="0" w:line="240" w:lineRule="auto"/>
+              <w:ind w:firstLine="0"/>
             </w:pPr>
             <w:r>
               <w:rPr>
-                <w:rFonts w:ascii="Consolas" w:hAnsi="Consolas" w:eastAsia="Consolas"/>
-                <w:sz w:val="16"/>
+                <w:rFonts w:ascii="Consolas" w:hAnsi="Consolas" w:eastAsia="宋体"/>
+                <w:sz w:val="18"/>
               </w:rPr>
               <w:t xml:space="preserve">  B --&gt; N{nonce 首次?}</w:t>
             </w:r>
@@ -1510,11 +1866,12 @@
           <w:p>
             <w:pPr>
               <w:spacing w:after="0" w:line="240" w:lineRule="auto"/>
+              <w:ind w:firstLine="0"/>
             </w:pPr>
             <w:r>
               <w:rPr>
-                <w:rFonts w:ascii="Consolas" w:hAnsi="Consolas" w:eastAsia="Consolas"/>
-                <w:sz w:val="16"/>
+                <w:rFonts w:ascii="Consolas" w:hAnsi="Consolas" w:eastAsia="宋体"/>
+                <w:sz w:val="18"/>
               </w:rPr>
               <w:t xml:space="preserve">  N -- 否 --&gt; R1[60004 重放]</w:t>
             </w:r>
@@ -1522,11 +1879,12 @@
           <w:p>
             <w:pPr>
               <w:spacing w:after="0" w:line="240" w:lineRule="auto"/>
+              <w:ind w:firstLine="0"/>
             </w:pPr>
             <w:r>
               <w:rPr>
-                <w:rFonts w:ascii="Consolas" w:hAnsi="Consolas" w:eastAsia="Consolas"/>
-                <w:sz w:val="16"/>
+                <w:rFonts w:ascii="Consolas" w:hAnsi="Consolas" w:eastAsia="宋体"/>
+                <w:sz w:val="18"/>
               </w:rPr>
               <w:t xml:space="preserve">  N -- 是 --&gt; U[工号→用户] --&gt; C{规则存在?}</w:t>
             </w:r>
@@ -1534,11 +1892,12 @@
           <w:p>
             <w:pPr>
               <w:spacing w:after="0" w:line="240" w:lineRule="auto"/>
+              <w:ind w:firstLine="0"/>
             </w:pPr>
             <w:r>
               <w:rPr>
-                <w:rFonts w:ascii="Consolas" w:hAnsi="Consolas" w:eastAsia="Consolas"/>
-                <w:sz w:val="16"/>
+                <w:rFonts w:ascii="Consolas" w:hAnsi="Consolas" w:eastAsia="宋体"/>
+                <w:sz w:val="18"/>
               </w:rPr>
               <w:t xml:space="preserve">  C -- 否 --&gt; R2[61002]</w:t>
             </w:r>
@@ -1546,11 +1905,12 @@
           <w:p>
             <w:pPr>
               <w:spacing w:after="0" w:line="240" w:lineRule="auto"/>
+              <w:ind w:firstLine="0"/>
             </w:pPr>
             <w:r>
               <w:rPr>
-                <w:rFonts w:ascii="Consolas" w:hAnsi="Consolas" w:eastAsia="Consolas"/>
-                <w:sz w:val="16"/>
+                <w:rFonts w:ascii="Consolas" w:hAnsi="Consolas" w:eastAsia="宋体"/>
+                <w:sz w:val="18"/>
               </w:rPr>
               <w:t xml:space="preserve">  C -- 是 --&gt; J[判定状态] --&gt; I[INSERT record]</w:t>
             </w:r>
@@ -1558,11 +1918,12 @@
           <w:p>
             <w:pPr>
               <w:spacing w:after="0" w:line="240" w:lineRule="auto"/>
+              <w:ind w:firstLine="0"/>
             </w:pPr>
             <w:r>
               <w:rPr>
-                <w:rFonts w:ascii="Consolas" w:hAnsi="Consolas" w:eastAsia="Consolas"/>
-                <w:sz w:val="16"/>
+                <w:rFonts w:ascii="Consolas" w:hAnsi="Consolas" w:eastAsia="宋体"/>
+                <w:sz w:val="18"/>
               </w:rPr>
               <w:t xml:space="preserve">  I --&gt; K{唯一键冲突?}</w:t>
             </w:r>
@@ -1570,11 +1931,12 @@
           <w:p>
             <w:pPr>
               <w:spacing w:after="0" w:line="240" w:lineRule="auto"/>
+              <w:ind w:firstLine="0"/>
             </w:pPr>
             <w:r>
               <w:rPr>
-                <w:rFonts w:ascii="Consolas" w:hAnsi="Consolas" w:eastAsia="Consolas"/>
-                <w:sz w:val="16"/>
+                <w:rFonts w:ascii="Consolas" w:hAnsi="Consolas" w:eastAsia="宋体"/>
+                <w:sz w:val="18"/>
               </w:rPr>
               <w:t xml:space="preserve">  K -- 是 --&gt; R3[幂等返回 200]</w:t>
             </w:r>
@@ -1582,11 +1944,12 @@
           <w:p>
             <w:pPr>
               <w:spacing w:after="0" w:line="240" w:lineRule="auto"/>
+              <w:ind w:firstLine="0"/>
             </w:pPr>
             <w:r>
               <w:rPr>
-                <w:rFonts w:ascii="Consolas" w:hAnsi="Consolas" w:eastAsia="Consolas"/>
-                <w:sz w:val="16"/>
+                <w:rFonts w:ascii="Consolas" w:hAnsi="Consolas" w:eastAsia="宋体"/>
+                <w:sz w:val="18"/>
               </w:rPr>
               <w:t xml:space="preserve">  K -- 否 --&gt; A[刷新日汇总]</w:t>
             </w:r>
@@ -1598,8 +1961,14 @@
     <w:p>
       <w:pPr>
         <w:pStyle w:val="Heading2"/>
+        <w:ind w:firstLine="0"/>
       </w:pPr>
       <w:r>
+        <w:rPr>
+          <w:rFonts w:ascii="Times New Roman" w:hAnsi="Times New Roman" w:eastAsia="黑体"/>
+          <w:b/>
+          <w:sz w:val="28"/>
+        </w:rPr>
         <w:t>图 5 时序（PlantUML）</w:t>
       </w:r>
     </w:p>
@@ -1621,12 +1990,18 @@
           <w:p>
             <w:pPr>
               <w:spacing w:after="0" w:line="240" w:lineRule="auto"/>
+              <w:ind w:firstLine="0"/>
             </w:pPr>
-            <w:r/>
             <w:r>
               <w:rPr>
-                <w:rFonts w:ascii="Consolas" w:hAnsi="Consolas" w:eastAsia="Consolas"/>
-                <w:sz w:val="16"/>
+                <w:rFonts w:ascii="Times New Roman" w:hAnsi="Times New Roman" w:eastAsia="Consolas"/>
+                <w:sz w:val="17"/>
+              </w:rPr>
+            </w:r>
+            <w:r>
+              <w:rPr>
+                <w:rFonts w:ascii="Consolas" w:hAnsi="Consolas" w:eastAsia="宋体"/>
+                <w:sz w:val="18"/>
               </w:rPr>
               <w:t>@startuml</w:t>
             </w:r>
@@ -1634,11 +2009,12 @@
           <w:p>
             <w:pPr>
               <w:spacing w:after="0" w:line="240" w:lineRule="auto"/>
+              <w:ind w:firstLine="0"/>
             </w:pPr>
             <w:r>
               <w:rPr>
-                <w:rFonts w:ascii="Consolas" w:hAnsi="Consolas" w:eastAsia="Consolas"/>
-                <w:sz w:val="16"/>
+                <w:rFonts w:ascii="Consolas" w:hAnsi="Consolas" w:eastAsia="宋体"/>
+                <w:sz w:val="18"/>
               </w:rPr>
               <w:t>actor ESP32</w:t>
             </w:r>
@@ -1646,11 +2022,12 @@
           <w:p>
             <w:pPr>
               <w:spacing w:after="0" w:line="240" w:lineRule="auto"/>
+              <w:ind w:firstLine="0"/>
             </w:pPr>
             <w:r>
               <w:rPr>
-                <w:rFonts w:ascii="Consolas" w:hAnsi="Consolas" w:eastAsia="Consolas"/>
-                <w:sz w:val="16"/>
+                <w:rFonts w:ascii="Consolas" w:hAnsi="Consolas" w:eastAsia="宋体"/>
+                <w:sz w:val="18"/>
               </w:rPr>
               <w:t>participant Mosquitto</w:t>
             </w:r>
@@ -1658,11 +2035,12 @@
           <w:p>
             <w:pPr>
               <w:spacing w:after="0" w:line="240" w:lineRule="auto"/>
+              <w:ind w:firstLine="0"/>
             </w:pPr>
             <w:r>
               <w:rPr>
-                <w:rFonts w:ascii="Consolas" w:hAnsi="Consolas" w:eastAsia="Consolas"/>
-                <w:sz w:val="16"/>
+                <w:rFonts w:ascii="Consolas" w:hAnsi="Consolas" w:eastAsia="宋体"/>
+                <w:sz w:val="18"/>
               </w:rPr>
               <w:t>participant Backend</w:t>
             </w:r>
@@ -1670,11 +2048,12 @@
           <w:p>
             <w:pPr>
               <w:spacing w:after="0" w:line="240" w:lineRule="auto"/>
+              <w:ind w:firstLine="0"/>
             </w:pPr>
             <w:r>
               <w:rPr>
-                <w:rFonts w:ascii="Consolas" w:hAnsi="Consolas" w:eastAsia="Consolas"/>
-                <w:sz w:val="16"/>
+                <w:rFonts w:ascii="Consolas" w:hAnsi="Consolas" w:eastAsia="宋体"/>
+                <w:sz w:val="18"/>
               </w:rPr>
               <w:t>database Redis</w:t>
             </w:r>
@@ -1682,11 +2061,12 @@
           <w:p>
             <w:pPr>
               <w:spacing w:after="0" w:line="240" w:lineRule="auto"/>
+              <w:ind w:firstLine="0"/>
             </w:pPr>
             <w:r>
               <w:rPr>
-                <w:rFonts w:ascii="Consolas" w:hAnsi="Consolas" w:eastAsia="Consolas"/>
-                <w:sz w:val="16"/>
+                <w:rFonts w:ascii="Consolas" w:hAnsi="Consolas" w:eastAsia="宋体"/>
+                <w:sz w:val="18"/>
               </w:rPr>
               <w:t>database MySQL</w:t>
             </w:r>
@@ -1694,11 +2074,12 @@
           <w:p>
             <w:pPr>
               <w:spacing w:after="0" w:line="240" w:lineRule="auto"/>
+              <w:ind w:firstLine="0"/>
             </w:pPr>
             <w:r>
               <w:rPr>
-                <w:rFonts w:ascii="Consolas" w:hAnsi="Consolas" w:eastAsia="Consolas"/>
-                <w:sz w:val="16"/>
+                <w:rFonts w:ascii="Consolas" w:hAnsi="Consolas" w:eastAsia="宋体"/>
+                <w:sz w:val="18"/>
               </w:rPr>
               <w:t>ESP32 -&gt; Mosquitto : publish attendance/checkin</w:t>
             </w:r>
@@ -1706,11 +2087,12 @@
           <w:p>
             <w:pPr>
               <w:spacing w:after="0" w:line="240" w:lineRule="auto"/>
+              <w:ind w:firstLine="0"/>
             </w:pPr>
             <w:r>
               <w:rPr>
-                <w:rFonts w:ascii="Consolas" w:hAnsi="Consolas" w:eastAsia="Consolas"/>
-                <w:sz w:val="16"/>
+                <w:rFonts w:ascii="Consolas" w:hAnsi="Consolas" w:eastAsia="宋体"/>
+                <w:sz w:val="18"/>
               </w:rPr>
               <w:t>Mosquitto -&gt; Backend : deliver</w:t>
             </w:r>
@@ -1718,11 +2100,12 @@
           <w:p>
             <w:pPr>
               <w:spacing w:after="0" w:line="240" w:lineRule="auto"/>
+              <w:ind w:firstLine="0"/>
             </w:pPr>
             <w:r>
               <w:rPr>
-                <w:rFonts w:ascii="Consolas" w:hAnsi="Consolas" w:eastAsia="Consolas"/>
-                <w:sz w:val="16"/>
+                <w:rFonts w:ascii="Consolas" w:hAnsi="Consolas" w:eastAsia="宋体"/>
+                <w:sz w:val="18"/>
               </w:rPr>
               <w:t>Backend -&gt; MySQL : select device by sn</w:t>
             </w:r>
@@ -1730,11 +2113,12 @@
           <w:p>
             <w:pPr>
               <w:spacing w:after="0" w:line="240" w:lineRule="auto"/>
+              <w:ind w:firstLine="0"/>
             </w:pPr>
             <w:r>
               <w:rPr>
-                <w:rFonts w:ascii="Consolas" w:hAnsi="Consolas" w:eastAsia="Consolas"/>
-                <w:sz w:val="16"/>
+                <w:rFonts w:ascii="Consolas" w:hAnsi="Consolas" w:eastAsia="宋体"/>
+                <w:sz w:val="18"/>
               </w:rPr>
               <w:t>Backend -&gt; Backend : verify HMAC + drift(±300s)</w:t>
             </w:r>
@@ -1742,11 +2126,12 @@
           <w:p>
             <w:pPr>
               <w:spacing w:after="0" w:line="240" w:lineRule="auto"/>
+              <w:ind w:firstLine="0"/>
             </w:pPr>
             <w:r>
               <w:rPr>
-                <w:rFonts w:ascii="Consolas" w:hAnsi="Consolas" w:eastAsia="Consolas"/>
-                <w:sz w:val="16"/>
+                <w:rFonts w:ascii="Consolas" w:hAnsi="Consolas" w:eastAsia="宋体"/>
+                <w:sz w:val="18"/>
               </w:rPr>
               <w:t>Backend -&gt; Redis : SET NX nonce EX 600</w:t>
             </w:r>
@@ -1754,11 +2139,12 @@
           <w:p>
             <w:pPr>
               <w:spacing w:after="0" w:line="240" w:lineRule="auto"/>
+              <w:ind w:firstLine="0"/>
             </w:pPr>
             <w:r>
               <w:rPr>
-                <w:rFonts w:ascii="Consolas" w:hAnsi="Consolas" w:eastAsia="Consolas"/>
-                <w:sz w:val="16"/>
+                <w:rFonts w:ascii="Consolas" w:hAnsi="Consolas" w:eastAsia="宋体"/>
+                <w:sz w:val="18"/>
               </w:rPr>
               <w:t>Backend -&gt; MySQL : insert attendance_record</w:t>
             </w:r>
@@ -1766,11 +2152,12 @@
           <w:p>
             <w:pPr>
               <w:spacing w:after="0" w:line="240" w:lineRule="auto"/>
+              <w:ind w:firstLine="0"/>
             </w:pPr>
             <w:r>
               <w:rPr>
-                <w:rFonts w:ascii="Consolas" w:hAnsi="Consolas" w:eastAsia="Consolas"/>
-                <w:sz w:val="16"/>
+                <w:rFonts w:ascii="Consolas" w:hAnsi="Consolas" w:eastAsia="宋体"/>
+                <w:sz w:val="18"/>
               </w:rPr>
               <w:t>Backend -&gt; MySQL : upsert attendance_daily</w:t>
             </w:r>
@@ -1778,11 +2165,12 @@
           <w:p>
             <w:pPr>
               <w:spacing w:after="0" w:line="240" w:lineRule="auto"/>
+              <w:ind w:firstLine="0"/>
             </w:pPr>
             <w:r>
               <w:rPr>
-                <w:rFonts w:ascii="Consolas" w:hAnsi="Consolas" w:eastAsia="Consolas"/>
-                <w:sz w:val="16"/>
+                <w:rFonts w:ascii="Consolas" w:hAnsi="Consolas" w:eastAsia="宋体"/>
+                <w:sz w:val="18"/>
               </w:rPr>
               <w:t>Backend --&gt; Mosquitto : Ack</w:t>
             </w:r>
@@ -1790,11 +2178,12 @@
           <w:p>
             <w:pPr>
               <w:spacing w:after="0" w:line="240" w:lineRule="auto"/>
+              <w:ind w:firstLine="0"/>
             </w:pPr>
             <w:r>
               <w:rPr>
-                <w:rFonts w:ascii="Consolas" w:hAnsi="Consolas" w:eastAsia="Consolas"/>
-                <w:sz w:val="16"/>
+                <w:rFonts w:ascii="Consolas" w:hAnsi="Consolas" w:eastAsia="宋体"/>
+                <w:sz w:val="18"/>
               </w:rPr>
               <w:t>@enduml</w:t>
             </w:r>
@@ -1806,8 +2195,14 @@
     <w:p>
       <w:pPr>
         <w:pStyle w:val="Heading2"/>
+        <w:ind w:firstLine="0"/>
       </w:pPr>
       <w:r>
+        <w:rPr>
+          <w:rFonts w:ascii="Times New Roman" w:hAnsi="Times New Roman" w:eastAsia="黑体"/>
+          <w:b/>
+          <w:sz w:val="28"/>
+        </w:rPr>
         <w:t>图 9 数据模型（Mermaid ER，节选）</w:t>
       </w:r>
     </w:p>
@@ -1829,12 +2224,18 @@
           <w:p>
             <w:pPr>
               <w:spacing w:after="0" w:line="240" w:lineRule="auto"/>
+              <w:ind w:firstLine="0"/>
             </w:pPr>
-            <w:r/>
             <w:r>
               <w:rPr>
-                <w:rFonts w:ascii="Consolas" w:hAnsi="Consolas" w:eastAsia="Consolas"/>
-                <w:sz w:val="16"/>
+                <w:rFonts w:ascii="Times New Roman" w:hAnsi="Times New Roman" w:eastAsia="Consolas"/>
+                <w:sz w:val="17"/>
+              </w:rPr>
+            </w:r>
+            <w:r>
+              <w:rPr>
+                <w:rFonts w:ascii="Consolas" w:hAnsi="Consolas" w:eastAsia="宋体"/>
+                <w:sz w:val="18"/>
               </w:rPr>
               <w:t>erDiagram</w:t>
             </w:r>
@@ -1842,11 +2243,12 @@
           <w:p>
             <w:pPr>
               <w:spacing w:after="0" w:line="240" w:lineRule="auto"/>
+              <w:ind w:firstLine="0"/>
             </w:pPr>
             <w:r>
               <w:rPr>
-                <w:rFonts w:ascii="Consolas" w:hAnsi="Consolas" w:eastAsia="Consolas"/>
-                <w:sz w:val="16"/>
+                <w:rFonts w:ascii="Consolas" w:hAnsi="Consolas" w:eastAsia="宋体"/>
+                <w:sz w:val="18"/>
               </w:rPr>
               <w:t xml:space="preserve">    department ||--o{ user : 部门成员</w:t>
             </w:r>
@@ -1854,11 +2256,12 @@
           <w:p>
             <w:pPr>
               <w:spacing w:after="0" w:line="240" w:lineRule="auto"/>
+              <w:ind w:firstLine="0"/>
             </w:pPr>
             <w:r>
               <w:rPr>
-                <w:rFonts w:ascii="Consolas" w:hAnsi="Consolas" w:eastAsia="Consolas"/>
-                <w:sz w:val="16"/>
+                <w:rFonts w:ascii="Consolas" w:hAnsi="Consolas" w:eastAsia="宋体"/>
+                <w:sz w:val="18"/>
               </w:rPr>
               <w:t xml:space="preserve">    user ||--o{ attendance_record : 打卡</w:t>
             </w:r>
@@ -1866,11 +2269,12 @@
           <w:p>
             <w:pPr>
               <w:spacing w:after="0" w:line="240" w:lineRule="auto"/>
+              <w:ind w:firstLine="0"/>
             </w:pPr>
             <w:r>
               <w:rPr>
-                <w:rFonts w:ascii="Consolas" w:hAnsi="Consolas" w:eastAsia="Consolas"/>
-                <w:sz w:val="16"/>
+                <w:rFonts w:ascii="Consolas" w:hAnsi="Consolas" w:eastAsia="宋体"/>
+                <w:sz w:val="18"/>
               </w:rPr>
               <w:t xml:space="preserve">    iot_device ||--o{ attendance_record : 上报</w:t>
             </w:r>
@@ -1878,11 +2282,12 @@
           <w:p>
             <w:pPr>
               <w:spacing w:after="0" w:line="240" w:lineRule="auto"/>
+              <w:ind w:firstLine="0"/>
             </w:pPr>
             <w:r>
               <w:rPr>
-                <w:rFonts w:ascii="Consolas" w:hAnsi="Consolas" w:eastAsia="Consolas"/>
-                <w:sz w:val="16"/>
+                <w:rFonts w:ascii="Consolas" w:hAnsi="Consolas" w:eastAsia="宋体"/>
+                <w:sz w:val="18"/>
               </w:rPr>
               <w:t xml:space="preserve">    user ||--o{ attendance_daily : 汇总</w:t>
             </w:r>
@@ -1890,11 +2295,12 @@
           <w:p>
             <w:pPr>
               <w:spacing w:after="0" w:line="240" w:lineRule="auto"/>
+              <w:ind w:firstLine="0"/>
             </w:pPr>
             <w:r>
               <w:rPr>
-                <w:rFonts w:ascii="Consolas" w:hAnsi="Consolas" w:eastAsia="Consolas"/>
-                <w:sz w:val="16"/>
+                <w:rFonts w:ascii="Consolas" w:hAnsi="Consolas" w:eastAsia="宋体"/>
+                <w:sz w:val="18"/>
               </w:rPr>
               <w:t xml:space="preserve">    user ||--o{ makeup_request : 补卡</w:t>
             </w:r>
@@ -1902,11 +2308,12 @@
           <w:p>
             <w:pPr>
               <w:spacing w:after="0" w:line="240" w:lineRule="auto"/>
+              <w:ind w:firstLine="0"/>
             </w:pPr>
             <w:r>
               <w:rPr>
-                <w:rFonts w:ascii="Consolas" w:hAnsi="Consolas" w:eastAsia="Consolas"/>
-                <w:sz w:val="16"/>
+                <w:rFonts w:ascii="Consolas" w:hAnsi="Consolas" w:eastAsia="宋体"/>
+                <w:sz w:val="18"/>
               </w:rPr>
               <w:t xml:space="preserve">    role ||--o{ role_permission : 拥有</w:t>
             </w:r>
@@ -1914,11 +2321,12 @@
           <w:p>
             <w:pPr>
               <w:spacing w:after="0" w:line="240" w:lineRule="auto"/>
+              <w:ind w:firstLine="0"/>
             </w:pPr>
             <w:r>
               <w:rPr>
-                <w:rFonts w:ascii="Consolas" w:hAnsi="Consolas" w:eastAsia="Consolas"/>
-                <w:sz w:val="16"/>
+                <w:rFonts w:ascii="Consolas" w:hAnsi="Consolas" w:eastAsia="宋体"/>
+                <w:sz w:val="18"/>
               </w:rPr>
               <w:t xml:space="preserve">    permission ||--o{ role_permission : 归属</w:t>
             </w:r>
@@ -1928,13 +2336,34 @@
     </w:tbl>
     <w:p/>
     <w:sectPr>
-      <w:pgSz w:w="11909" w:h="16834"/>
-      <w:pgMar w:top="1440" w:right="1440" w:bottom="1440" w:left="1440" w:header="720" w:footer="720" w:gutter="0"/>
+      <w:footerReference w:type="default" r:id="rId18"/>
+      <w:pgSz w:w="11906" w:h="16838"/>
+      <w:pgMar w:top="1247" w:right="1247" w:bottom="1247" w:left="1247" w:header="720" w:footer="720" w:gutter="0"/>
       <w:cols w:space="720"/>
       <w:docGrid w:linePitch="360"/>
     </w:sectPr>
   </w:body>
 </w:document>
+</file>
+
+<file path=word/footer1.xml><?xml version="1.0" encoding="utf-8"?>
+<w:ftr xmlns:m="http://schemas.openxmlformats.org/officeDocument/2006/math" xmlns:mc="http://schemas.openxmlformats.org/markup-compatibility/2006" xmlns:mo="http://schemas.microsoft.com/office/mac/office/2008/main" xmlns:mv="urn:schemas-microsoft-com:mac:vml" xmlns:o="urn:schemas-microsoft-com:office:office" xmlns:r="http://schemas.openxmlformats.org/officeDocument/2006/relationships" xmlns:v="urn:schemas-microsoft-com:vml" xmlns:w10="urn:schemas-microsoft-com:office:word" xmlns:w14="http://schemas.microsoft.com/office/word/2010/wordml" xmlns:w="http://schemas.openxmlformats.org/wordprocessingml/2006/main" xmlns:wne="http://schemas.microsoft.com/office/word/2006/wordml" xmlns:wp14="http://schemas.microsoft.com/office/word/2010/wordprocessingDrawing" xmlns:wp="http://schemas.openxmlformats.org/drawingml/2006/wordprocessingDrawing" xmlns:wpc="http://schemas.microsoft.com/office/word/2010/wordprocessingCanvas" xmlns:wpg="http://schemas.microsoft.com/office/word/2010/wordprocessingGroup" xmlns:wpi="http://schemas.microsoft.com/office/word/2010/wordprocessingInk" xmlns:wps="http://schemas.microsoft.com/office/word/2010/wordprocessingShape" mc:Ignorable="w14 wp14">
+  <w:p>
+    <w:pPr>
+      <w:pStyle w:val="Footer"/>
+      <w:jc w:val="center"/>
+    </w:pPr>
+    <w:r>
+      <w:rPr>
+        <w:rFonts w:ascii="Times New Roman" w:hAnsi="Times New Roman" w:eastAsia="宋体"/>
+        <w:sz w:val="21"/>
+      </w:rPr>
+      <w:fldChar w:fldCharType="begin"/>
+      <w:instrText xml:space="preserve"> PAGE </w:instrText>
+      <w:fldChar w:fldCharType="end"/>
+    </w:r>
+  </w:p>
+</w:ftr>
 </file>
 
 <file path=word/numbering.xml><?xml version="1.0" encoding="utf-8"?>
@@ -2146,8 +2575,8 @@
     <w:rPrDefault>
       <w:rPr>
         <w:rFonts w:asciiTheme="minorHAnsi" w:eastAsiaTheme="minorEastAsia" w:hAnsiTheme="minorHAnsi" w:cstheme="minorBidi"/>
-        <w:sz w:val="22"/>
-        <w:szCs w:val="22"/>
+        <w:sz w:val="21"/>
+        <w:szCs w:val="21"/>
         <w:lang w:val="en-US" w:eastAsia="en-US" w:bidi="ar-SA"/>
       </w:rPr>
     </w:rPrDefault>
@@ -2301,10 +2730,11 @@
     <w:qFormat/>
     <w:rsid w:val="00FC693F"/>
     <w:pPr>
-      <w:spacing w:after="120" w:line="300" w:lineRule="auto"/>
+      <w:spacing w:after="0" w:line="360" w:lineRule="auto" w:before="0"/>
+      <w:ind w:firstLine="420"/>
     </w:pPr>
     <w:rPr>
-      <w:rFonts w:ascii="微软雅黑" w:hAnsi="微软雅黑" w:eastAsia="微软雅黑"/>
+      <w:rFonts w:ascii="Times New Roman" w:hAnsi="Times New Roman" w:eastAsia="宋体"/>
       <w:sz w:val="21"/>
     </w:rPr>
   </w:style>
@@ -2363,15 +2793,16 @@
     <w:pPr>
       <w:keepNext/>
       <w:keepLines/>
-      <w:spacing w:before="480" w:after="0"/>
+      <w:spacing w:before="240" w:after="120" w:line="360" w:lineRule="auto"/>
+      <w:ind w:firstLine="0"/>
       <w:outlineLvl w:val="0"/>
     </w:pPr>
     <w:rPr>
-      <w:rFonts w:asciiTheme="majorHAnsi" w:eastAsiaTheme="majorEastAsia" w:hAnsiTheme="majorHAnsi" w:cstheme="majorBidi" w:ascii="微软雅黑" w:hAnsi="微软雅黑" w:eastAsia="微软雅黑"/>
+      <w:rFonts w:asciiTheme="majorHAnsi" w:eastAsiaTheme="majorEastAsia" w:hAnsiTheme="majorHAnsi" w:cstheme="majorBidi" w:ascii="Times New Roman" w:hAnsi="Times New Roman" w:eastAsia="黑体"/>
       <w:b/>
       <w:bCs/>
-      <w:color w:val="1F3864"/>
-      <w:sz w:val="36"/>
+      <w:color w:val="000000"/>
+      <w:sz w:val="32"/>
       <w:szCs w:val="28"/>
     </w:rPr>
   </w:style>
@@ -2387,14 +2818,15 @@
     <w:pPr>
       <w:keepNext/>
       <w:keepLines/>
-      <w:spacing w:before="200" w:after="0"/>
+      <w:spacing w:before="120" w:after="120" w:line="360" w:lineRule="auto"/>
+      <w:ind w:firstLine="0"/>
       <w:outlineLvl w:val="1"/>
     </w:pPr>
     <w:rPr>
-      <w:rFonts w:asciiTheme="majorHAnsi" w:eastAsiaTheme="majorEastAsia" w:hAnsiTheme="majorHAnsi" w:cstheme="majorBidi" w:ascii="微软雅黑" w:hAnsi="微软雅黑" w:eastAsia="微软雅黑"/>
+      <w:rFonts w:asciiTheme="majorHAnsi" w:eastAsiaTheme="majorEastAsia" w:hAnsiTheme="majorHAnsi" w:cstheme="majorBidi" w:ascii="Times New Roman" w:hAnsi="Times New Roman" w:eastAsia="黑体"/>
       <w:b/>
       <w:bCs/>
-      <w:color w:val="1F3864"/>
+      <w:color w:val="000000"/>
       <w:sz w:val="28"/>
       <w:szCs w:val="26"/>
     </w:rPr>
@@ -2411,14 +2843,15 @@
     <w:pPr>
       <w:keepNext/>
       <w:keepLines/>
-      <w:spacing w:before="200" w:after="0"/>
+      <w:spacing w:before="120" w:after="120" w:line="360" w:lineRule="auto"/>
+      <w:ind w:firstLine="0"/>
       <w:outlineLvl w:val="2"/>
     </w:pPr>
     <w:rPr>
-      <w:rFonts w:asciiTheme="majorHAnsi" w:eastAsiaTheme="majorEastAsia" w:hAnsiTheme="majorHAnsi" w:cstheme="majorBidi" w:ascii="微软雅黑" w:hAnsi="微软雅黑" w:eastAsia="微软雅黑"/>
+      <w:rFonts w:asciiTheme="majorHAnsi" w:eastAsiaTheme="majorEastAsia" w:hAnsiTheme="majorHAnsi" w:cstheme="majorBidi" w:ascii="Times New Roman" w:hAnsi="Times New Roman" w:eastAsia="黑体"/>
       <w:b/>
       <w:bCs/>
-      <w:color w:val="1F3864"/>
+      <w:color w:val="000000"/>
       <w:sz w:val="24"/>
     </w:rPr>
   </w:style>
@@ -2729,6 +3162,10 @@
       <w:ind w:left="720"/>
       <w:contextualSpacing/>
     </w:pPr>
+    <w:rPr>
+      <w:rFonts w:ascii="Times New Roman" w:hAnsi="Times New Roman" w:eastAsia="宋体"/>
+      <w:sz w:val="21"/>
+    </w:rPr>
   </w:style>
   <w:style w:type="paragraph" w:styleId="BodyText">
     <w:name w:val="Body Text"/>
@@ -2837,6 +3274,10 @@
       </w:numPr>
       <w:contextualSpacing/>
     </w:pPr>
+    <w:rPr>
+      <w:rFonts w:ascii="Times New Roman" w:hAnsi="Times New Roman" w:eastAsia="宋体"/>
+      <w:sz w:val="21"/>
+    </w:rPr>
   </w:style>
   <w:style w:type="paragraph" w:styleId="ListBullet2">
     <w:name w:val="List Bullet 2"/>
@@ -2876,6 +3317,10 @@
       </w:numPr>
       <w:contextualSpacing/>
     </w:pPr>
+    <w:rPr>
+      <w:rFonts w:ascii="Times New Roman" w:hAnsi="Times New Roman" w:eastAsia="宋体"/>
+      <w:sz w:val="21"/>
+    </w:rPr>
   </w:style>
   <w:style w:type="paragraph" w:styleId="ListNumber2">
     <w:name w:val="List Number 2"/>
